--- a/figures/Figure 1.docx
+++ b/figures/Figure 1.docx
@@ -1,22 +1,29 @@
 
 <file path=word/document.xml><?xml version="1.0" encoding="utf-8"?>
-<w:document xmlns:wpc="http://schemas.microsoft.com/office/word/2010/wordprocessingCanvas" xmlns:cx="http://schemas.microsoft.com/office/drawing/2014/chartex" xmlns:cx1="http://schemas.microsoft.com/office/drawing/2015/9/8/chartex" xmlns:cx2="http://schemas.microsoft.com/office/drawing/2015/10/21/chartex" xmlns:cx3="http://schemas.microsoft.com/office/drawing/2016/5/9/chartex" xmlns:cx4="http://schemas.microsoft.com/office/drawing/2016/5/10/chartex" xmlns:cx5="http://schemas.microsoft.com/office/drawing/2016/5/11/chartex" xmlns:cx6="http://schemas.microsoft.com/office/drawing/2016/5/12/chartex" xmlns:cx7="http://schemas.microsoft.com/office/drawing/2016/5/13/chartex" xmlns:cx8="http://schemas.microsoft.com/office/drawing/2016/5/14/chartex" xmlns:mc="http://schemas.openxmlformats.org/markup-compatibility/2006" xmlns:aink="http://schemas.microsoft.com/office/drawing/2016/ink" xmlns:am3d="http://schemas.microsoft.com/office/drawing/2017/model3d" xmlns:o="urn:schemas-microsoft-com:office:office" xmlns:oel="http://schemas.microsoft.com/office/2019/extlst" xmlns:r="http://schemas.openxmlformats.org/officeDocument/2006/relationships" xmlns:m="http://schemas.openxmlformats.org/officeDocument/2006/math" xmlns:v="urn:schemas-microsoft-com:vml" xmlns:wp14="http://schemas.microsoft.com/office/word/2010/wordprocessingDrawing" xmlns:wp="http://schemas.openxmlformats.org/drawingml/2006/wordprocessingDrawing" xmlns:w10="urn:schemas-microsoft-com:office:word" xmlns:w="http://schemas.openxmlformats.org/wordprocessingml/2006/main" xmlns:w14="http://schemas.microsoft.com/office/word/2010/wordml" xmlns:w15="http://schemas.microsoft.com/office/word/2012/wordml" xmlns:w16cex="http://schemas.microsoft.com/office/word/2018/wordml/cex" xmlns:w16cid="http://schemas.microsoft.com/office/word/2016/wordml/cid" xmlns:w16="http://schemas.microsoft.com/office/word/2018/wordml" xmlns:w16sdtdh="http://schemas.microsoft.com/office/word/2020/wordml/sdtdatahash" xmlns:w16se="http://schemas.microsoft.com/office/word/2015/wordml/symex" xmlns:wpg="http://schemas.microsoft.com/office/word/2010/wordprocessingGroup" xmlns:wpi="http://schemas.microsoft.com/office/word/2010/wordprocessingInk" xmlns:wne="http://schemas.microsoft.com/office/word/2006/wordml" xmlns:wps="http://schemas.microsoft.com/office/word/2010/wordprocessingShape" mc:Ignorable="w14 w15 w16se w16cid w16 w16cex w16sdtdh wp14">
+<w:document xmlns:wpc="http://schemas.microsoft.com/office/word/2010/wordprocessingCanvas" xmlns:cx="http://schemas.microsoft.com/office/drawing/2014/chartex" xmlns:cx1="http://schemas.microsoft.com/office/drawing/2015/9/8/chartex" xmlns:cx2="http://schemas.microsoft.com/office/drawing/2015/10/21/chartex" xmlns:cx3="http://schemas.microsoft.com/office/drawing/2016/5/9/chartex" xmlns:cx4="http://schemas.microsoft.com/office/drawing/2016/5/10/chartex" xmlns:cx5="http://schemas.microsoft.com/office/drawing/2016/5/11/chartex" xmlns:cx6="http://schemas.microsoft.com/office/drawing/2016/5/12/chartex" xmlns:cx7="http://schemas.microsoft.com/office/drawing/2016/5/13/chartex" xmlns:cx8="http://schemas.microsoft.com/office/drawing/2016/5/14/chartex" xmlns:mc="http://schemas.openxmlformats.org/markup-compatibility/2006" xmlns:aink="http://schemas.microsoft.com/office/drawing/2016/ink" xmlns:am3d="http://schemas.microsoft.com/office/drawing/2017/model3d" xmlns:o="urn:schemas-microsoft-com:office:office" xmlns:r="http://schemas.openxmlformats.org/officeDocument/2006/relationships" xmlns:m="http://schemas.openxmlformats.org/officeDocument/2006/math" xmlns:v="urn:schemas-microsoft-com:vml" xmlns:wp14="http://schemas.microsoft.com/office/word/2010/wordprocessingDrawing" xmlns:wp="http://schemas.openxmlformats.org/drawingml/2006/wordprocessingDrawing" xmlns:w10="urn:schemas-microsoft-com:office:word" xmlns:w="http://schemas.openxmlformats.org/wordprocessingml/2006/main" xmlns:w14="http://schemas.microsoft.com/office/word/2010/wordml" xmlns:w15="http://schemas.microsoft.com/office/word/2012/wordml" xmlns:w16cid="http://schemas.microsoft.com/office/word/2016/wordml/cid" xmlns:w16se="http://schemas.microsoft.com/office/word/2015/wordml/symex" xmlns:wpg="http://schemas.microsoft.com/office/word/2010/wordprocessingGroup" xmlns:wpi="http://schemas.microsoft.com/office/word/2010/wordprocessingInk" xmlns:wne="http://schemas.microsoft.com/office/word/2006/wordml" xmlns:wps="http://schemas.microsoft.com/office/word/2010/wordprocessingShape" mc:Ignorable="w14 w15 w16se w16cid wp14">
   <w:body>
     <w:p>
       <w:pPr>
-        <w:rPr>
-          <w:lang w:val="tr-TR"/>
+        <w:spacing w:before="120" w:after="0" w:line="240" w:lineRule="auto"/>
+        <w:jc w:val="center"/>
+        <w:rPr>
+          <w:rFonts w:ascii="Times New Roman" w:hAnsi="Times New Roman" w:cs="Times New Roman"/>
+          <w:sz w:val="24"/>
+          <w:szCs w:val="24"/>
         </w:rPr>
       </w:pPr>
       <w:r>
         <w:rPr>
-          <w:lang w:val="tr-TR"/>
+          <w:rFonts w:ascii="Times New Roman" w:hAnsi="Times New Roman" w:cs="Times New Roman"/>
+          <w:noProof/>
+          <w:sz w:val="24"/>
+          <w:szCs w:val="24"/>
         </w:rPr>
         <w:drawing>
-          <wp:inline distT="0" distB="0" distL="0" distR="0" wp14:anchorId="5196DD8F" wp14:editId="23BE8E8B">
-            <wp:extent cx="4294077" cy="2538484"/>
-            <wp:effectExtent l="0" t="0" r="0" b="0"/>
-            <wp:docPr id="1" name="Picture 1"/>
+          <wp:inline distT="0" distB="0" distL="0" distR="0" wp14:anchorId="4EBCBC87" wp14:editId="399961B5">
+            <wp:extent cx="4536000" cy="2681990"/>
+            <wp:effectExtent l="0" t="0" r="0" b="4445"/>
+            <wp:docPr id="3" name="Picture 3"/>
             <wp:cNvGraphicFramePr>
               <a:graphicFrameLocks xmlns:a="http://schemas.openxmlformats.org/drawingml/2006/main" noChangeAspect="1"/>
             </wp:cNvGraphicFramePr>
@@ -24,7 +31,7 @@
               <a:graphicData uri="http://schemas.openxmlformats.org/drawingml/2006/picture">
                 <pic:pic xmlns:pic="http://schemas.openxmlformats.org/drawingml/2006/picture">
                   <pic:nvPicPr>
-                    <pic:cNvPr id="1" name="Picture 1"/>
+                    <pic:cNvPr id="3" name="fig1a.png"/>
                     <pic:cNvPicPr/>
                   </pic:nvPicPr>
                   <pic:blipFill>
@@ -42,7 +49,7 @@
                   <pic:spPr>
                     <a:xfrm>
                       <a:off x="0" y="0"/>
-                      <a:ext cx="4306529" cy="2545845"/>
+                      <a:ext cx="4536000" cy="2681990"/>
                     </a:xfrm>
                     <a:prstGeom prst="rect">
                       <a:avLst/>
@@ -57,18 +64,25 @@
     </w:p>
     <w:p>
       <w:pPr>
-        <w:rPr>
-          <w:lang w:val="tr-TR"/>
+        <w:spacing w:after="0" w:line="240" w:lineRule="auto"/>
+        <w:jc w:val="center"/>
+        <w:rPr>
+          <w:rFonts w:ascii="Times New Roman" w:hAnsi="Times New Roman" w:cs="Times New Roman"/>
+          <w:sz w:val="24"/>
+          <w:szCs w:val="24"/>
         </w:rPr>
       </w:pPr>
       <w:r>
         <w:rPr>
-          <w:lang w:val="tr-TR"/>
+          <w:rFonts w:ascii="Times New Roman" w:hAnsi="Times New Roman" w:cs="Times New Roman"/>
+          <w:noProof/>
+          <w:sz w:val="24"/>
+          <w:szCs w:val="24"/>
         </w:rPr>
         <w:drawing>
-          <wp:inline distT="0" distB="0" distL="0" distR="0" wp14:anchorId="606F2AEF" wp14:editId="23CEF4C2">
-            <wp:extent cx="4026881" cy="3473355"/>
-            <wp:effectExtent l="0" t="0" r="0" b="0"/>
+          <wp:inline distT="0" distB="0" distL="0" distR="0" wp14:anchorId="4C462E5A" wp14:editId="3B6D051E">
+            <wp:extent cx="4500000" cy="3881446"/>
+            <wp:effectExtent l="0" t="0" r="0" b="5080"/>
             <wp:docPr id="5" name="Picture 5"/>
             <wp:cNvGraphicFramePr>
               <a:graphicFrameLocks xmlns:a="http://schemas.openxmlformats.org/drawingml/2006/main" noChangeAspect="1"/>
@@ -95,7 +109,7 @@
                   <pic:spPr>
                     <a:xfrm>
                       <a:off x="0" y="0"/>
-                      <a:ext cx="4041782" cy="3486208"/>
+                      <a:ext cx="4500000" cy="3881446"/>
                     </a:xfrm>
                     <a:prstGeom prst="rect">
                       <a:avLst/>
@@ -110,146 +124,230 @@
     </w:p>
     <w:p>
       <w:pPr>
-        <w:rPr>
-          <w:lang w:val="tr-TR"/>
+        <w:spacing w:after="120" w:line="240" w:lineRule="auto"/>
+        <w:jc w:val="center"/>
+        <w:rPr>
+          <w:rFonts w:ascii="Times New Roman" w:hAnsi="Times New Roman" w:cs="Times New Roman"/>
         </w:rPr>
       </w:pPr>
       <w:r>
         <w:rPr>
+          <w:rFonts w:ascii="Times New Roman" w:hAnsi="Times New Roman" w:cs="Times New Roman"/>
           <w:b/>
           <w:bCs/>
-          <w:lang w:val="tr-TR"/>
         </w:rPr>
         <w:t xml:space="preserve">Figure 1. </w:t>
       </w:r>
       <w:r>
         <w:rPr>
-          <w:lang w:val="tr-TR"/>
+          <w:rFonts w:ascii="Times New Roman" w:hAnsi="Times New Roman" w:cs="Times New Roman"/>
         </w:rPr>
         <w:t>Fused-silica vortex validation.</w:t>
       </w:r>
       <w:r>
         <w:rPr>
+          <w:rFonts w:ascii="Times New Roman" w:hAnsi="Times New Roman" w:cs="Times New Roman"/>
           <w:b/>
           <w:bCs/>
-          <w:lang w:val="tr-TR"/>
         </w:rPr>
         <w:t xml:space="preserve"> </w:t>
       </w:r>
       <w:r>
         <w:rPr>
-          <w:lang w:val="tr-TR"/>
-        </w:rPr>
-        <w:t xml:space="preserve">(a) Maximum intensity </w:t>
-      </w:r>
-      <w:r>
-        <w:rPr>
+          <w:rFonts w:ascii="Times New Roman" w:hAnsi="Times New Roman" w:cs="Times New Roman"/>
+        </w:rPr>
+        <w:t>(a) Maximum intensity</w:t>
+      </w:r>
+      <w:r>
+        <w:rPr>
+          <w:rFonts w:ascii="Times New Roman" w:hAnsi="Times New Roman" w:cs="Times New Roman"/>
+        </w:rPr>
+        <w:t xml:space="preserve"> </w:t>
+      </w:r>
+      <w:r>
+        <w:rPr>
+          <w:rFonts w:ascii="Times New Roman" w:hAnsi="Times New Roman" w:cs="Times New Roman"/>
           <w:i/>
           <w:iCs/>
-          <w:lang w:val="tr-TR"/>
         </w:rPr>
         <w:t>I</w:t>
       </w:r>
       <w:r>
         <w:rPr>
+          <w:rFonts w:ascii="Times New Roman" w:hAnsi="Times New Roman" w:cs="Times New Roman"/>
           <w:vertAlign w:val="subscript"/>
-          <w:lang w:val="tr-TR"/>
         </w:rPr>
         <w:t>max</w:t>
       </w:r>
       <w:r>
         <w:rPr>
-          <w:lang w:val="tr-TR"/>
+          <w:rFonts w:ascii="Times New Roman" w:hAnsi="Times New Roman" w:cs="Times New Roman"/>
         </w:rPr>
         <w:t>(</w:t>
       </w:r>
       <w:r>
         <w:rPr>
+          <w:rFonts w:ascii="Times New Roman" w:hAnsi="Times New Roman" w:cs="Times New Roman"/>
           <w:i/>
           <w:iCs/>
-          <w:lang w:val="tr-TR"/>
         </w:rPr>
         <w:t>z</w:t>
       </w:r>
       <w:r>
         <w:rPr>
-          <w:lang w:val="tr-TR"/>
-        </w:rPr>
-        <w:t xml:space="preserve">) for focused </w:t>
-      </w:r>
-      <w:r>
-        <w:rPr>
+          <w:rFonts w:ascii="Times New Roman" w:hAnsi="Times New Roman" w:cs="Times New Roman"/>
+        </w:rPr>
+        <w:t>)</w:t>
+      </w:r>
+      <w:r>
+        <w:rPr>
+          <w:rFonts w:ascii="Times New Roman" w:hAnsi="Times New Roman" w:cs="Times New Roman"/>
+        </w:rPr>
+        <w:t xml:space="preserve"> </w:t>
+      </w:r>
+      <w:r>
+        <w:rPr>
+          <w:rFonts w:ascii="Times New Roman" w:hAnsi="Times New Roman" w:cs="Times New Roman"/>
+        </w:rPr>
+        <w:t>for focused</w:t>
+      </w:r>
+      <w:r>
+        <w:rPr>
+          <w:rFonts w:ascii="Times New Roman" w:hAnsi="Times New Roman" w:cs="Times New Roman"/>
+        </w:rPr>
+        <w:t xml:space="preserve"> </w:t>
+      </w:r>
+      <w:r>
+        <w:rPr>
+          <w:rFonts w:ascii="Times New Roman" w:hAnsi="Times New Roman" w:cs="Times New Roman"/>
           <w:i/>
           <w:iCs/>
-          <w:lang w:val="tr-TR"/>
         </w:rPr>
         <w:t>m</w:t>
       </w:r>
       <w:r>
         <w:rPr>
-          <w:lang w:val="tr-TR"/>
-        </w:rPr>
-        <w:t xml:space="preserve">=1 vortex pulses in fused silica. The dashed vertical line indicates the geometrical focus at </w:t>
-      </w:r>
-      <w:r>
-        <w:rPr>
+          <w:rFonts w:ascii="Times New Roman" w:hAnsi="Times New Roman" w:cs="Times New Roman"/>
+        </w:rPr>
+        <w:t>=1</w:t>
+      </w:r>
+      <w:r>
+        <w:rPr>
+          <w:rFonts w:ascii="Times New Roman" w:hAnsi="Times New Roman" w:cs="Times New Roman"/>
+        </w:rPr>
+        <w:t xml:space="preserve"> </w:t>
+      </w:r>
+      <w:r>
+        <w:rPr>
+          <w:rFonts w:ascii="Times New Roman" w:hAnsi="Times New Roman" w:cs="Times New Roman"/>
+        </w:rPr>
+        <w:t xml:space="preserve">vortex </w:t>
+      </w:r>
+      <w:bookmarkStart w:id="0" w:name="_GoBack"/>
+      <w:bookmarkEnd w:id="0"/>
+      <w:r>
+        <w:rPr>
+          <w:rFonts w:ascii="Times New Roman" w:hAnsi="Times New Roman" w:cs="Times New Roman"/>
+        </w:rPr>
+        <w:t>pulse</w:t>
+      </w:r>
+      <w:r>
+        <w:rPr>
+          <w:rFonts w:ascii="Times New Roman" w:hAnsi="Times New Roman" w:cs="Times New Roman"/>
+        </w:rPr>
+        <w:t xml:space="preserve"> in fused silica. The dashed vertical line indicates the geometrical focus at</w:t>
+      </w:r>
+      <w:r>
+        <w:rPr>
+          <w:rFonts w:ascii="Times New Roman" w:hAnsi="Times New Roman" w:cs="Times New Roman"/>
+        </w:rPr>
+        <w:t xml:space="preserve"> </w:t>
+      </w:r>
+      <w:r>
+        <w:rPr>
+          <w:rFonts w:ascii="Times New Roman" w:hAnsi="Times New Roman" w:cs="Times New Roman"/>
           <w:i/>
           <w:iCs/>
-          <w:lang w:val="tr-TR"/>
         </w:rPr>
         <w:t>f</w:t>
       </w:r>
       <w:r>
         <w:rPr>
-          <w:lang w:val="tr-TR"/>
-        </w:rPr>
-        <w:t>=15 mm. (b–e) Zoomed logarithmic fluence maps near the nonlinear focus for selected input energies. The maps are normalized as log</w:t>
-      </w:r>
-      <w:r>
-        <w:rPr>
+          <w:rFonts w:ascii="Times New Roman" w:hAnsi="Times New Roman" w:cs="Times New Roman"/>
+        </w:rPr>
+        <w:t>=15</w:t>
+      </w:r>
+      <w:r>
+        <w:rPr>
+          <w:rFonts w:ascii="Times New Roman" w:hAnsi="Times New Roman" w:cs="Times New Roman"/>
+        </w:rPr>
+        <w:t xml:space="preserve"> </w:t>
+      </w:r>
+      <w:r>
+        <w:rPr>
+          <w:rFonts w:ascii="Times New Roman" w:hAnsi="Times New Roman" w:cs="Times New Roman"/>
+        </w:rPr>
+        <w:t>mm. (b–e) Zoomed logarithmic fluence maps near the nonlinear focus for selected input energies. The maps are normalized as</w:t>
+      </w:r>
+      <w:r>
+        <w:rPr>
+          <w:rFonts w:ascii="Times New Roman" w:hAnsi="Times New Roman" w:cs="Times New Roman"/>
+        </w:rPr>
+        <w:t xml:space="preserve"> </w:t>
+      </w:r>
+      <w:r>
+        <w:rPr>
+          <w:rFonts w:ascii="Times New Roman" w:hAnsi="Times New Roman" w:cs="Times New Roman"/>
+        </w:rPr>
+        <w:t>log</w:t>
+      </w:r>
+      <w:r>
+        <w:rPr>
+          <w:rFonts w:ascii="Times New Roman" w:hAnsi="Times New Roman" w:cs="Times New Roman"/>
           <w:vertAlign w:val="subscript"/>
-          <w:lang w:val="tr-TR"/>
         </w:rPr>
         <w:t>10</w:t>
       </w:r>
       <w:r>
         <w:rPr>
-          <w:lang w:val="tr-TR"/>
+          <w:rFonts w:ascii="Times New Roman" w:hAnsi="Times New Roman" w:cs="Times New Roman"/>
         </w:rPr>
         <w:t>(</w:t>
       </w:r>
       <w:r>
         <w:rPr>
+          <w:rFonts w:ascii="Times New Roman" w:hAnsi="Times New Roman" w:cs="Times New Roman"/>
           <w:i/>
           <w:iCs/>
-          <w:lang w:val="tr-TR"/>
         </w:rPr>
         <w:t>F</w:t>
       </w:r>
       <w:r>
         <w:rPr>
-          <w:lang w:val="tr-TR"/>
+          <w:rFonts w:ascii="Times New Roman" w:hAnsi="Times New Roman" w:cs="Times New Roman"/>
         </w:rPr>
         <w:t>/</w:t>
       </w:r>
-      <w:r>
-        <w:rPr>
+      <w:proofErr w:type="spellStart"/>
+      <w:r>
+        <w:rPr>
+          <w:rFonts w:ascii="Times New Roman" w:hAnsi="Times New Roman" w:cs="Times New Roman"/>
           <w:i/>
           <w:iCs/>
-          <w:lang w:val="tr-TR"/>
         </w:rPr>
         <w:t>F</w:t>
       </w:r>
       <w:r>
         <w:rPr>
+          <w:rFonts w:ascii="Times New Roman" w:hAnsi="Times New Roman" w:cs="Times New Roman"/>
           <w:vertAlign w:val="subscript"/>
-          <w:lang w:val="tr-TR"/>
         </w:rPr>
         <w:t>max</w:t>
       </w:r>
-      <w:r>
-        <w:rPr>
-          <w:lang w:val="tr-TR"/>
+      <w:proofErr w:type="spellEnd"/>
+      <w:r>
+        <w:rPr>
+          <w:rFonts w:ascii="Times New Roman" w:hAnsi="Times New Roman" w:cs="Times New Roman"/>
         </w:rPr>
         <w:t>). The formation of azimuthal hot spots on the vortex ring indicates nonlinear ring modulation and vortex-breakup dynamics.</w:t>
       </w:r>
@@ -266,7 +364,7 @@
 </file>
 
 <file path=word/styles.xml><?xml version="1.0" encoding="utf-8"?>
-<w:styles xmlns:mc="http://schemas.openxmlformats.org/markup-compatibility/2006" xmlns:r="http://schemas.openxmlformats.org/officeDocument/2006/relationships" xmlns:w="http://schemas.openxmlformats.org/wordprocessingml/2006/main" xmlns:w14="http://schemas.microsoft.com/office/word/2010/wordml" xmlns:w15="http://schemas.microsoft.com/office/word/2012/wordml" xmlns:w16cex="http://schemas.microsoft.com/office/word/2018/wordml/cex" xmlns:w16cid="http://schemas.microsoft.com/office/word/2016/wordml/cid" xmlns:w16="http://schemas.microsoft.com/office/word/2018/wordml" xmlns:w16sdtdh="http://schemas.microsoft.com/office/word/2020/wordml/sdtdatahash" xmlns:w16se="http://schemas.microsoft.com/office/word/2015/wordml/symex" mc:Ignorable="w14 w15 w16se w16cid w16 w16cex w16sdtdh">
+<w:styles xmlns:mc="http://schemas.openxmlformats.org/markup-compatibility/2006" xmlns:r="http://schemas.openxmlformats.org/officeDocument/2006/relationships" xmlns:w="http://schemas.openxmlformats.org/wordprocessingml/2006/main" xmlns:w14="http://schemas.microsoft.com/office/word/2010/wordml" xmlns:w15="http://schemas.microsoft.com/office/word/2012/wordml" xmlns:w16cid="http://schemas.microsoft.com/office/word/2016/wordml/cid" xmlns:w16se="http://schemas.microsoft.com/office/word/2015/wordml/symex" mc:Ignorable="w14 w15 w16se w16cid">
   <w:docDefaults>
     <w:rPrDefault>
       <w:rPr>
@@ -284,7 +382,7 @@
       </w:pPr>
     </w:pPrDefault>
   </w:docDefaults>
-  <w:latentStyles w:defLockedState="0" w:defUIPriority="99" w:defSemiHidden="0" w:defUnhideWhenUsed="0" w:defQFormat="0" w:count="376">
+  <w:latentStyles w:defLockedState="0" w:defUIPriority="99" w:defSemiHidden="0" w:defUnhideWhenUsed="0" w:defQFormat="0" w:count="375">
     <w:lsdException w:name="Normal" w:uiPriority="0" w:qFormat="1"/>
     <w:lsdException w:name="heading 1" w:uiPriority="9" w:qFormat="1"/>
     <w:lsdException w:name="heading 2" w:semiHidden="1" w:uiPriority="9" w:unhideWhenUsed="1" w:qFormat="1"/>
@@ -660,7 +758,6 @@
     <w:lsdException w:name="Smart Hyperlink" w:semiHidden="1" w:unhideWhenUsed="1"/>
     <w:lsdException w:name="Hashtag" w:semiHidden="1" w:unhideWhenUsed="1"/>
     <w:lsdException w:name="Unresolved Mention" w:semiHidden="1" w:unhideWhenUsed="1"/>
-    <w:lsdException w:name="Smart Link" w:semiHidden="1" w:unhideWhenUsed="1"/>
   </w:latentStyles>
   <w:style w:type="paragraph" w:default="1" w:styleId="Normal">
     <w:name w:val="Normal"/>
@@ -868,6 +965,7 @@
   <w:style w:type="character" w:default="1" w:styleId="DefaultParagraphFont">
     <w:name w:val="Default Paragraph Font"/>
     <w:uiPriority w:val="1"/>
+    <w:semiHidden/>
     <w:unhideWhenUsed/>
   </w:style>
   <w:style w:type="table" w:default="1" w:styleId="TableNormal">
